--- a/docs/manuals/docx/07_채용_매뉴얼.docx
+++ b/docs/manuals/docx/07_채용_매뉴얼.docx
@@ -12673,15 +12673,15 @@
           <w:szCs w:val="20"/>
           <w:shd w:fill="F2F2F2" w:color="auto" w:val="clear"/>
         </w:rPr>
-        <w:t xml:space="preserve">채용</w:t>
-      </w:r>
-      <w:r>
-        <w:rPr>
-          <w:rFonts w:ascii="Malgun Gothic" w:cs="Malgun Gothic" w:eastAsia="Malgun Gothic" w:hAnsi="Malgun Gothic"/>
-          <w:sz w:val="22"/>
-          <w:szCs w:val="22"/>
-        </w:rPr>
-        <w:t xml:space="preserve"> 메인 또는 </w:t>
+        <w:t xml:space="preserve">채용 → 채용 공고</w:t>
+      </w:r>
+      <w:r>
+        <w:rPr>
+          <w:rFonts w:ascii="Malgun Gothic" w:cs="Malgun Gothic" w:eastAsia="Malgun Gothic" w:hAnsi="Malgun Gothic"/>
+          <w:sz w:val="22"/>
+          <w:szCs w:val="22"/>
+        </w:rPr>
+        <w:t xml:space="preserve"> (</w:t>
       </w:r>
       <w:r>
         <w:rPr>
@@ -12690,7 +12690,49 @@
           <w:szCs w:val="20"/>
           <w:shd w:fill="F2F2F2" w:color="auto" w:val="clear"/>
         </w:rPr>
-        <w:t xml:space="preserve">채용 → 대시보드</w:t>
+        <w:t xml:space="preserve">/recruitment</w:t>
+      </w:r>
+      <w:r>
+        <w:rPr>
+          <w:rFonts w:ascii="Malgun Gothic" w:cs="Malgun Gothic" w:eastAsia="Malgun Gothic" w:hAnsi="Malgun Gothic"/>
+          <w:sz w:val="22"/>
+          <w:szCs w:val="22"/>
+        </w:rPr>
+        <w:t xml:space="preserve">) 또는 </w:t>
+      </w:r>
+      <w:r>
+        <w:rPr>
+          <w:rFonts w:ascii="Consolas" w:cs="Consolas" w:eastAsia="Consolas" w:hAnsi="Consolas"/>
+          <w:sz w:val="20"/>
+          <w:szCs w:val="20"/>
+          <w:shd w:fill="F2F2F2" w:color="auto" w:val="clear"/>
+        </w:rPr>
+        <w:t xml:space="preserve">채용 → 채용 대시보드</w:t>
+      </w:r>
+      <w:r>
+        <w:rPr>
+          <w:rFonts w:ascii="Malgun Gothic" w:cs="Malgun Gothic" w:eastAsia="Malgun Gothic" w:hAnsi="Malgun Gothic"/>
+          <w:sz w:val="22"/>
+          <w:szCs w:val="22"/>
+        </w:rPr>
+        <w:t xml:space="preserve"> (</w:t>
+      </w:r>
+      <w:r>
+        <w:rPr>
+          <w:rFonts w:ascii="Consolas" w:cs="Consolas" w:eastAsia="Consolas" w:hAnsi="Consolas"/>
+          <w:sz w:val="20"/>
+          <w:szCs w:val="20"/>
+          <w:shd w:fill="F2F2F2" w:color="auto" w:val="clear"/>
+        </w:rPr>
+        <w:t xml:space="preserve">/recruitment/dashboard</w:t>
+      </w:r>
+      <w:r>
+        <w:rPr>
+          <w:rFonts w:ascii="Malgun Gothic" w:cs="Malgun Gothic" w:eastAsia="Malgun Gothic" w:hAnsi="Malgun Gothic"/>
+          <w:sz w:val="22"/>
+          <w:szCs w:val="22"/>
+        </w:rPr>
+        <w:t xml:space="preserve">)</w:t>
       </w:r>
     </w:p>
     <w:p>
@@ -12863,7 +12905,32 @@
           <w:szCs w:val="20"/>
           <w:shd w:fill="F2F2F2" w:color="auto" w:val="clear"/>
         </w:rPr>
-        <w:t xml:space="preserve">채용 → 보드</w:t>
+        <w:t xml:space="preserve">채용 → 칸반 보드</w:t>
+      </w:r>
+      <w:r>
+        <w:rPr>
+          <w:rFonts w:ascii="Malgun Gothic" w:cs="Malgun Gothic" w:eastAsia="Malgun Gothic" w:hAnsi="Malgun Gothic"/>
+          <w:sz w:val="22"/>
+          <w:szCs w:val="22"/>
+        </w:rPr>
+        <w:t xml:space="preserve"> (</w:t>
+      </w:r>
+      <w:r>
+        <w:rPr>
+          <w:rFonts w:ascii="Consolas" w:cs="Consolas" w:eastAsia="Consolas" w:hAnsi="Consolas"/>
+          <w:sz w:val="20"/>
+          <w:szCs w:val="20"/>
+          <w:shd w:fill="F2F2F2" w:color="auto" w:val="clear"/>
+        </w:rPr>
+        <w:t xml:space="preserve">/recruitment/board</w:t>
+      </w:r>
+      <w:r>
+        <w:rPr>
+          <w:rFonts w:ascii="Malgun Gothic" w:cs="Malgun Gothic" w:eastAsia="Malgun Gothic" w:hAnsi="Malgun Gothic"/>
+          <w:sz w:val="22"/>
+          <w:szCs w:val="22"/>
+        </w:rPr>
+        <w:t xml:space="preserve">)</w:t>
       </w:r>
     </w:p>
     <w:p>
@@ -12969,7 +13036,32 @@
           <w:szCs w:val="20"/>
           <w:shd w:fill="F2F2F2" w:color="auto" w:val="clear"/>
         </w:rPr>
-        <w:t xml:space="preserve">채용 → 충원 요청</w:t>
+        <w:t xml:space="preserve">채용 → 채용 요청</w:t>
+      </w:r>
+      <w:r>
+        <w:rPr>
+          <w:rFonts w:ascii="Malgun Gothic" w:cs="Malgun Gothic" w:eastAsia="Malgun Gothic" w:hAnsi="Malgun Gothic"/>
+          <w:sz w:val="22"/>
+          <w:szCs w:val="22"/>
+        </w:rPr>
+        <w:t xml:space="preserve"> (</w:t>
+      </w:r>
+      <w:r>
+        <w:rPr>
+          <w:rFonts w:ascii="Consolas" w:cs="Consolas" w:eastAsia="Consolas" w:hAnsi="Consolas"/>
+          <w:sz w:val="20"/>
+          <w:szCs w:val="20"/>
+          <w:shd w:fill="F2F2F2" w:color="auto" w:val="clear"/>
+        </w:rPr>
+        <w:t xml:space="preserve">/recruitment/requisitions</w:t>
+      </w:r>
+      <w:r>
+        <w:rPr>
+          <w:rFonts w:ascii="Malgun Gothic" w:cs="Malgun Gothic" w:eastAsia="Malgun Gothic" w:hAnsi="Malgun Gothic"/>
+          <w:sz w:val="22"/>
+          <w:szCs w:val="22"/>
+        </w:rPr>
+        <w:t xml:space="preserve">)</w:t>
       </w:r>
     </w:p>
     <w:p>
@@ -13075,7 +13167,32 @@
           <w:szCs w:val="20"/>
           <w:shd w:fill="F2F2F2" w:color="auto" w:val="clear"/>
         </w:rPr>
-        <w:t xml:space="preserve">채용 → 보드 → [지원자 카드 클릭]</w:t>
+        <w:t xml:space="preserve">채용 → 칸반 보드 → [지원자 카드 클릭]</w:t>
+      </w:r>
+      <w:r>
+        <w:rPr>
+          <w:rFonts w:ascii="Malgun Gothic" w:cs="Malgun Gothic" w:eastAsia="Malgun Gothic" w:hAnsi="Malgun Gothic"/>
+          <w:sz w:val="22"/>
+          <w:szCs w:val="22"/>
+        </w:rPr>
+        <w:t xml:space="preserve"> (</w:t>
+      </w:r>
+      <w:r>
+        <w:rPr>
+          <w:rFonts w:ascii="Consolas" w:cs="Consolas" w:eastAsia="Consolas" w:hAnsi="Consolas"/>
+          <w:sz w:val="20"/>
+          <w:szCs w:val="20"/>
+          <w:shd w:fill="F2F2F2" w:color="auto" w:val="clear"/>
+        </w:rPr>
+        <w:t xml:space="preserve">/recruitment/board</w:t>
+      </w:r>
+      <w:r>
+        <w:rPr>
+          <w:rFonts w:ascii="Malgun Gothic" w:cs="Malgun Gothic" w:eastAsia="Malgun Gothic" w:hAnsi="Malgun Gothic"/>
+          <w:sz w:val="22"/>
+          <w:szCs w:val="22"/>
+        </w:rPr>
+        <w:t xml:space="preserve">)</w:t>
       </w:r>
     </w:p>
     <w:p>
@@ -13376,7 +13493,7 @@
           <w:sz w:val="22"/>
           <w:szCs w:val="22"/>
         </w:rPr>
-        <w:t xml:space="preserve">위치: </w:t>
+        <w:t xml:space="preserve">위치: 직접 경로 </w:t>
       </w:r>
       <w:r>
         <w:rPr>
@@ -13385,7 +13502,49 @@
           <w:szCs w:val="20"/>
           <w:shd w:fill="F2F2F2" w:color="auto" w:val="clear"/>
         </w:rPr>
+        <w:t xml:space="preserve">/recruitment/talent-pool</w:t>
+      </w:r>
+      <w:r>
+        <w:rPr>
+          <w:rFonts w:ascii="Malgun Gothic" w:cs="Malgun Gothic" w:eastAsia="Malgun Gothic" w:hAnsi="Malgun Gothic"/>
+          <w:sz w:val="22"/>
+          <w:szCs w:val="22"/>
+        </w:rPr>
+        <w:t xml:space="preserve"> (채용 인재 풀 — 사이드바의 </w:t>
+      </w:r>
+      <w:r>
+        <w:rPr>
+          <w:rFonts w:ascii="Consolas" w:cs="Consolas" w:eastAsia="Consolas" w:hAnsi="Consolas"/>
+          <w:sz w:val="20"/>
+          <w:szCs w:val="20"/>
+          <w:shd w:fill="F2F2F2" w:color="auto" w:val="clear"/>
+        </w:rPr>
         <w:t xml:space="preserve">채용 → 인재 풀</w:t>
+      </w:r>
+      <w:r>
+        <w:rPr>
+          <w:rFonts w:ascii="Malgun Gothic" w:cs="Malgun Gothic" w:eastAsia="Malgun Gothic" w:hAnsi="Malgun Gothic"/>
+          <w:sz w:val="22"/>
+          <w:szCs w:val="22"/>
+        </w:rPr>
+        <w:t xml:space="preserve">은 승계/인재풀 화면 </w:t>
+      </w:r>
+      <w:r>
+        <w:rPr>
+          <w:rFonts w:ascii="Consolas" w:cs="Consolas" w:eastAsia="Consolas" w:hAnsi="Consolas"/>
+          <w:sz w:val="20"/>
+          <w:szCs w:val="20"/>
+          <w:shd w:fill="F2F2F2" w:color="auto" w:val="clear"/>
+        </w:rPr>
+        <w:t xml:space="preserve">/talent/succession</w:t>
+      </w:r>
+      <w:r>
+        <w:rPr>
+          <w:rFonts w:ascii="Malgun Gothic" w:cs="Malgun Gothic" w:eastAsia="Malgun Gothic" w:hAnsi="Malgun Gothic"/>
+          <w:sz w:val="22"/>
+          <w:szCs w:val="22"/>
+        </w:rPr>
+        <w:t xml:space="preserve">)</w:t>
       </w:r>
     </w:p>
     <w:p>
@@ -13491,15 +13650,32 @@
           <w:szCs w:val="20"/>
           <w:shd w:fill="F2F2F2" w:color="auto" w:val="clear"/>
         </w:rPr>
-        <w:t xml:space="preserve">채용 → 사내 공모</w:t>
-      </w:r>
-      <w:r>
-        <w:rPr>
-          <w:rFonts w:ascii="Malgun Gothic" w:cs="Malgun Gothic" w:eastAsia="Malgun Gothic" w:hAnsi="Malgun Gothic"/>
-          <w:sz w:val="22"/>
-          <w:szCs w:val="22"/>
-        </w:rPr>
-        <w:t xml:space="preserve"> (직원 메뉴)</w:t>
+        <w:t xml:space="preserve">채용 → 사내 채용</w:t>
+      </w:r>
+      <w:r>
+        <w:rPr>
+          <w:rFonts w:ascii="Malgun Gothic" w:cs="Malgun Gothic" w:eastAsia="Malgun Gothic" w:hAnsi="Malgun Gothic"/>
+          <w:sz w:val="22"/>
+          <w:szCs w:val="22"/>
+        </w:rPr>
+        <w:t xml:space="preserve"> (</w:t>
+      </w:r>
+      <w:r>
+        <w:rPr>
+          <w:rFonts w:ascii="Consolas" w:cs="Consolas" w:eastAsia="Consolas" w:hAnsi="Consolas"/>
+          <w:sz w:val="20"/>
+          <w:szCs w:val="20"/>
+          <w:shd w:fill="F2F2F2" w:color="auto" w:val="clear"/>
+        </w:rPr>
+        <w:t xml:space="preserve">/my/internal-jobs</w:t>
+      </w:r>
+      <w:r>
+        <w:rPr>
+          <w:rFonts w:ascii="Malgun Gothic" w:cs="Malgun Gothic" w:eastAsia="Malgun Gothic" w:hAnsi="Malgun Gothic"/>
+          <w:sz w:val="22"/>
+          <w:szCs w:val="22"/>
+        </w:rPr>
+        <w:t xml:space="preserve">)</w:t>
       </w:r>
     </w:p>
     <w:p>
@@ -13588,7 +13764,32 @@
           <w:szCs w:val="20"/>
           <w:shd w:fill="F2F2F2" w:color="auto" w:val="clear"/>
         </w:rPr>
-        <w:t xml:space="preserve">채용 → 비용 분석</w:t>
+        <w:t xml:space="preserve">채용 → 채용 대시보드</w:t>
+      </w:r>
+      <w:r>
+        <w:rPr>
+          <w:rFonts w:ascii="Malgun Gothic" w:cs="Malgun Gothic" w:eastAsia="Malgun Gothic" w:hAnsi="Malgun Gothic"/>
+          <w:sz w:val="22"/>
+          <w:szCs w:val="22"/>
+        </w:rPr>
+        <w:t xml:space="preserve"> 상단의 [비용 분석] 버튼 (</w:t>
+      </w:r>
+      <w:r>
+        <w:rPr>
+          <w:rFonts w:ascii="Consolas" w:cs="Consolas" w:eastAsia="Consolas" w:hAnsi="Consolas"/>
+          <w:sz w:val="20"/>
+          <w:szCs w:val="20"/>
+          <w:shd w:fill="F2F2F2" w:color="auto" w:val="clear"/>
+        </w:rPr>
+        <w:t xml:space="preserve">/recruitment/cost-analysis</w:t>
+      </w:r>
+      <w:r>
+        <w:rPr>
+          <w:rFonts w:ascii="Malgun Gothic" w:cs="Malgun Gothic" w:eastAsia="Malgun Gothic" w:hAnsi="Malgun Gothic"/>
+          <w:sz w:val="22"/>
+          <w:szCs w:val="22"/>
+        </w:rPr>
+        <w:t xml:space="preserve">)</w:t>
       </w:r>
     </w:p>
     <w:p>
